--- a/입사지원서_서서울.docx
+++ b/입사지원서_서서울.docx
@@ -415,6 +415,7 @@
                 <w:szCs w:val="20"/>
               </w:rPr>
             </w:pPr>
+            <w:proofErr w:type="spellStart"/>
             <w:r>
               <w:rPr>
                 <w:rFonts w:asciiTheme="majorEastAsia" w:eastAsiaTheme="majorEastAsia" w:hAnsiTheme="majorEastAsia"/>
@@ -423,6 +424,7 @@
               </w:rPr>
               <w:t>서서울</w:t>
             </w:r>
+            <w:proofErr w:type="spellEnd"/>
           </w:p>
         </w:tc>
         <w:tc>
@@ -722,7 +724,25 @@
                 <w:sz w:val="20"/>
                 <w:szCs w:val="20"/>
               </w:rPr>
-              <w:t>서울 송파구 동남로2길 12-1</w:t>
+              <w:t xml:space="preserve">서울 송파구 </w:t>
+            </w:r>
+            <w:proofErr w:type="spellStart"/>
+            <w:r>
+              <w:rPr>
+                <w:rFonts w:asciiTheme="majorEastAsia" w:eastAsiaTheme="majorEastAsia" w:hAnsiTheme="majorEastAsia"/>
+                <w:sz w:val="20"/>
+                <w:szCs w:val="20"/>
+              </w:rPr>
+              <w:t>동남로</w:t>
+            </w:r>
+            <w:proofErr w:type="spellEnd"/>
+            <w:r>
+              <w:rPr>
+                <w:rFonts w:asciiTheme="majorEastAsia" w:eastAsiaTheme="majorEastAsia" w:hAnsiTheme="majorEastAsia"/>
+                <w:sz w:val="20"/>
+                <w:szCs w:val="20"/>
+              </w:rPr>
+              <w:t>2길 12-1</w:t>
             </w:r>
           </w:p>
         </w:tc>
@@ -775,8 +795,18 @@
           <w:sz w:val="20"/>
           <w:szCs w:val="20"/>
         </w:rPr>
-        <w:t>2. 학력 및 교육사항</w:t>
+        <w:t xml:space="preserve">2. 학력 및 </w:t>
       </w:r>
+      <w:proofErr w:type="spellStart"/>
+      <w:r>
+        <w:rPr>
+          <w:rFonts w:asciiTheme="majorEastAsia" w:eastAsiaTheme="majorEastAsia" w:hAnsiTheme="majorEastAsia"/>
+          <w:sz w:val="20"/>
+          <w:szCs w:val="20"/>
+        </w:rPr>
+        <w:t>교육사항</w:t>
+      </w:r>
+      <w:proofErr w:type="spellEnd"/>
     </w:p>
     <w:tbl>
       <w:tblPr>
@@ -920,6 +950,7 @@
                 <w:szCs w:val="20"/>
               </w:rPr>
             </w:pPr>
+            <w:proofErr w:type="spellStart"/>
             <w:r>
               <w:rPr>
                 <w:rFonts w:asciiTheme="majorEastAsia" w:eastAsiaTheme="majorEastAsia" w:hAnsiTheme="majorEastAsia"/>
@@ -928,6 +959,7 @@
               </w:rPr>
               <w:t>졸업구분</w:t>
             </w:r>
+            <w:proofErr w:type="spellEnd"/>
           </w:p>
         </w:tc>
       </w:tr>
@@ -1114,14 +1146,34 @@
                 <w:szCs w:val="20"/>
               </w:rPr>
             </w:pPr>
-            <w:r>
-              <w:rPr>
-                <w:rFonts w:asciiTheme="majorEastAsia" w:eastAsiaTheme="majorEastAsia" w:hAnsiTheme="majorEastAsia"/>
-                <w:sz w:val="20"/>
-                <w:szCs w:val="20"/>
-              </w:rPr>
-              <w:t>한국폴리텍대학 바이오캠퍼스</w:t>
-            </w:r>
+            <w:proofErr w:type="spellStart"/>
+            <w:r>
+              <w:rPr>
+                <w:rFonts w:asciiTheme="majorEastAsia" w:eastAsiaTheme="majorEastAsia" w:hAnsiTheme="majorEastAsia"/>
+                <w:sz w:val="20"/>
+                <w:szCs w:val="20"/>
+              </w:rPr>
+              <w:t>한국폴리텍대학</w:t>
+            </w:r>
+            <w:proofErr w:type="spellEnd"/>
+            <w:r>
+              <w:rPr>
+                <w:rFonts w:asciiTheme="majorEastAsia" w:eastAsiaTheme="majorEastAsia" w:hAnsiTheme="majorEastAsia"/>
+                <w:sz w:val="20"/>
+                <w:szCs w:val="20"/>
+              </w:rPr>
+              <w:t xml:space="preserve"> </w:t>
+            </w:r>
+            <w:proofErr w:type="spellStart"/>
+            <w:r>
+              <w:rPr>
+                <w:rFonts w:asciiTheme="majorEastAsia" w:eastAsiaTheme="majorEastAsia" w:hAnsiTheme="majorEastAsia"/>
+                <w:sz w:val="20"/>
+                <w:szCs w:val="20"/>
+              </w:rPr>
+              <w:t>바이오캠퍼스</w:t>
+            </w:r>
+            <w:proofErr w:type="spellEnd"/>
           </w:p>
         </w:tc>
         <w:tc>
@@ -1145,13 +1197,23 @@
                 <w:szCs w:val="20"/>
               </w:rPr>
             </w:pPr>
-            <w:r>
-              <w:rPr>
-                <w:rFonts w:asciiTheme="majorEastAsia" w:eastAsiaTheme="majorEastAsia" w:hAnsiTheme="majorEastAsia"/>
-                <w:sz w:val="20"/>
-                <w:szCs w:val="20"/>
-              </w:rPr>
-              <w:t>바이오배양공정과(3.78/4.5)</w:t>
+            <w:proofErr w:type="spellStart"/>
+            <w:r>
+              <w:rPr>
+                <w:rFonts w:asciiTheme="majorEastAsia" w:eastAsiaTheme="majorEastAsia" w:hAnsiTheme="majorEastAsia"/>
+                <w:sz w:val="20"/>
+                <w:szCs w:val="20"/>
+              </w:rPr>
+              <w:t>바이오배양공정과</w:t>
+            </w:r>
+            <w:proofErr w:type="spellEnd"/>
+            <w:r>
+              <w:rPr>
+                <w:rFonts w:asciiTheme="majorEastAsia" w:eastAsiaTheme="majorEastAsia" w:hAnsiTheme="majorEastAsia"/>
+                <w:sz w:val="20"/>
+                <w:szCs w:val="20"/>
+              </w:rPr>
+              <w:t>(3.78/4.5)</w:t>
             </w:r>
           </w:p>
         </w:tc>
@@ -1563,6 +1625,7 @@
                 <w:szCs w:val="20"/>
               </w:rPr>
             </w:pPr>
+            <w:proofErr w:type="spellStart"/>
             <w:r>
               <w:rPr>
                 <w:rFonts w:asciiTheme="majorEastAsia" w:eastAsiaTheme="majorEastAsia" w:hAnsiTheme="majorEastAsia" w:cs="굴림"/>
@@ -1572,6 +1635,7 @@
               </w:rPr>
               <w:t>교육과정명</w:t>
             </w:r>
+            <w:proofErr w:type="spellEnd"/>
           </w:p>
         </w:tc>
         <w:tc>
@@ -1609,8 +1673,64 @@
                 <w:kern w:val="0"/>
                 <w:szCs w:val="20"/>
               </w:rPr>
-              <w:t>(정보보안)웹서버개발 및 웹보안 솔루션 구축 융합과정</w:t>
-            </w:r>
+              <w:t>(정보보안)</w:t>
+            </w:r>
+            <w:proofErr w:type="spellStart"/>
+            <w:r>
+              <w:rPr>
+                <w:rFonts w:asciiTheme="majorEastAsia" w:eastAsiaTheme="majorEastAsia" w:hAnsiTheme="majorEastAsia" w:cs="굴림"/>
+                <w:b/>
+                <w:bCs/>
+                <w:kern w:val="0"/>
+                <w:szCs w:val="20"/>
+              </w:rPr>
+              <w:t>웹서버개발</w:t>
+            </w:r>
+            <w:proofErr w:type="spellEnd"/>
+            <w:r>
+              <w:rPr>
+                <w:rFonts w:asciiTheme="majorEastAsia" w:eastAsiaTheme="majorEastAsia" w:hAnsiTheme="majorEastAsia" w:cs="굴림"/>
+                <w:b/>
+                <w:bCs/>
+                <w:kern w:val="0"/>
+                <w:szCs w:val="20"/>
+              </w:rPr>
+              <w:t xml:space="preserve"> 및 </w:t>
+            </w:r>
+            <w:proofErr w:type="spellStart"/>
+            <w:r>
+              <w:rPr>
+                <w:rFonts w:asciiTheme="majorEastAsia" w:eastAsiaTheme="majorEastAsia" w:hAnsiTheme="majorEastAsia" w:cs="굴림"/>
+                <w:b/>
+                <w:bCs/>
+                <w:kern w:val="0"/>
+                <w:szCs w:val="20"/>
+              </w:rPr>
+              <w:t>웹보안</w:t>
+            </w:r>
+            <w:proofErr w:type="spellEnd"/>
+            <w:r>
+              <w:rPr>
+                <w:rFonts w:asciiTheme="majorEastAsia" w:eastAsiaTheme="majorEastAsia" w:hAnsiTheme="majorEastAsia" w:cs="굴림"/>
+                <w:b/>
+                <w:bCs/>
+                <w:kern w:val="0"/>
+                <w:szCs w:val="20"/>
+              </w:rPr>
+              <w:t xml:space="preserve"> 솔루션 구축 </w:t>
+            </w:r>
+            <w:proofErr w:type="spellStart"/>
+            <w:r>
+              <w:rPr>
+                <w:rFonts w:asciiTheme="majorEastAsia" w:eastAsiaTheme="majorEastAsia" w:hAnsiTheme="majorEastAsia" w:cs="굴림"/>
+                <w:b/>
+                <w:bCs/>
+                <w:kern w:val="0"/>
+                <w:szCs w:val="20"/>
+              </w:rPr>
+              <w:t>융합과정</w:t>
+            </w:r>
+            <w:proofErr w:type="spellEnd"/>
           </w:p>
         </w:tc>
       </w:tr>
@@ -1735,12 +1855,21 @@
                 <w:sz w:val="18"/>
               </w:rPr>
             </w:pPr>
-            <w:r>
-              <w:rPr>
-                <w:rFonts w:asciiTheme="majorEastAsia" w:eastAsiaTheme="majorEastAsia" w:hAnsiTheme="majorEastAsia"/>
-                <w:sz w:val="18"/>
-              </w:rPr>
-              <w:t>웹서버 프로그래밍</w:t>
+            <w:proofErr w:type="spellStart"/>
+            <w:r>
+              <w:rPr>
+                <w:rFonts w:asciiTheme="majorEastAsia" w:eastAsiaTheme="majorEastAsia" w:hAnsiTheme="majorEastAsia"/>
+                <w:sz w:val="18"/>
+              </w:rPr>
+              <w:t>웹서버</w:t>
+            </w:r>
+            <w:proofErr w:type="spellEnd"/>
+            <w:r>
+              <w:rPr>
+                <w:rFonts w:asciiTheme="majorEastAsia" w:eastAsiaTheme="majorEastAsia" w:hAnsiTheme="majorEastAsia"/>
+                <w:sz w:val="18"/>
+              </w:rPr>
+              <w:t xml:space="preserve"> 프로그래밍</w:t>
             </w:r>
           </w:p>
           <w:p>
@@ -1997,7 +2126,21 @@
               <w:rPr>
                 <w:rFonts w:asciiTheme="majorEastAsia" w:eastAsiaTheme="majorEastAsia" w:hAnsiTheme="majorEastAsia" w:cs="굴림"/>
               </w:rPr>
-              <w:t>IPv4 주소 설계, 서브넷팅 및 VLSM 구성</w:t>
+              <w:t xml:space="preserve">IPv4 주소 설계, </w:t>
+            </w:r>
+            <w:proofErr w:type="spellStart"/>
+            <w:r>
+              <w:rPr>
+                <w:rFonts w:asciiTheme="majorEastAsia" w:eastAsiaTheme="majorEastAsia" w:hAnsiTheme="majorEastAsia" w:cs="굴림"/>
+              </w:rPr>
+              <w:t>서브넷팅</w:t>
+            </w:r>
+            <w:proofErr w:type="spellEnd"/>
+            <w:r>
+              <w:rPr>
+                <w:rFonts w:asciiTheme="majorEastAsia" w:eastAsiaTheme="majorEastAsia" w:hAnsiTheme="majorEastAsia" w:cs="굴림"/>
+              </w:rPr>
+              <w:t xml:space="preserve"> 및 VLSM 구성</w:t>
             </w:r>
           </w:p>
           <w:p>
@@ -2102,7 +2245,21 @@
               <w:rPr>
                 <w:rFonts w:asciiTheme="majorEastAsia" w:eastAsiaTheme="majorEastAsia" w:hAnsiTheme="majorEastAsia" w:cs="굴림"/>
               </w:rPr>
-              <w:t>GRE Tunnel 및 IPSec VPN 구축</w:t>
+              <w:t xml:space="preserve">GRE Tunnel 및 </w:t>
+            </w:r>
+            <w:proofErr w:type="spellStart"/>
+            <w:r>
+              <w:rPr>
+                <w:rFonts w:asciiTheme="majorEastAsia" w:eastAsiaTheme="majorEastAsia" w:hAnsiTheme="majorEastAsia" w:cs="굴림"/>
+              </w:rPr>
+              <w:t>IPSec</w:t>
+            </w:r>
+            <w:proofErr w:type="spellEnd"/>
+            <w:r>
+              <w:rPr>
+                <w:rFonts w:asciiTheme="majorEastAsia" w:eastAsiaTheme="majorEastAsia" w:hAnsiTheme="majorEastAsia" w:cs="굴림"/>
+              </w:rPr>
+              <w:t xml:space="preserve"> VPN 구축</w:t>
             </w:r>
           </w:p>
           <w:p>
@@ -2274,7 +2431,35 @@
               <w:rPr>
                 <w:rFonts w:asciiTheme="majorEastAsia" w:eastAsiaTheme="majorEastAsia" w:hAnsiTheme="majorEastAsia" w:cs="굴림"/>
               </w:rPr>
-              <w:t>방화벽(Firewalld, iptables) 설정</w:t>
+              <w:t>방화벽(</w:t>
+            </w:r>
+            <w:proofErr w:type="spellStart"/>
+            <w:r>
+              <w:rPr>
+                <w:rFonts w:asciiTheme="majorEastAsia" w:eastAsiaTheme="majorEastAsia" w:hAnsiTheme="majorEastAsia" w:cs="굴림"/>
+              </w:rPr>
+              <w:t>Firewalld</w:t>
+            </w:r>
+            <w:proofErr w:type="spellEnd"/>
+            <w:r>
+              <w:rPr>
+                <w:rFonts w:asciiTheme="majorEastAsia" w:eastAsiaTheme="majorEastAsia" w:hAnsiTheme="majorEastAsia" w:cs="굴림"/>
+              </w:rPr>
+              <w:t xml:space="preserve">, </w:t>
+            </w:r>
+            <w:proofErr w:type="spellStart"/>
+            <w:r>
+              <w:rPr>
+                <w:rFonts w:asciiTheme="majorEastAsia" w:eastAsiaTheme="majorEastAsia" w:hAnsiTheme="majorEastAsia" w:cs="굴림"/>
+              </w:rPr>
+              <w:t>iptables</w:t>
+            </w:r>
+            <w:proofErr w:type="spellEnd"/>
+            <w:r>
+              <w:rPr>
+                <w:rFonts w:asciiTheme="majorEastAsia" w:eastAsiaTheme="majorEastAsia" w:hAnsiTheme="majorEastAsia" w:cs="굴림"/>
+              </w:rPr>
+              <w:t>) 설정</w:t>
             </w:r>
           </w:p>
           <w:p>
@@ -2291,11 +2476,19 @@
                 <w:rFonts w:asciiTheme="majorEastAsia" w:eastAsiaTheme="majorEastAsia" w:hAnsiTheme="majorEastAsia" w:cs="굴림"/>
               </w:rPr>
             </w:pPr>
-            <w:r>
-              <w:rPr>
-                <w:rFonts w:asciiTheme="majorEastAsia" w:eastAsiaTheme="majorEastAsia" w:hAnsiTheme="majorEastAsia" w:cs="굴림"/>
-              </w:rPr>
-              <w:t>Systemd를 이용한 서비스 관리</w:t>
+            <w:proofErr w:type="spellStart"/>
+            <w:r>
+              <w:rPr>
+                <w:rFonts w:asciiTheme="majorEastAsia" w:eastAsiaTheme="majorEastAsia" w:hAnsiTheme="majorEastAsia" w:cs="굴림"/>
+              </w:rPr>
+              <w:t>Systemd</w:t>
+            </w:r>
+            <w:proofErr w:type="spellEnd"/>
+            <w:r>
+              <w:rPr>
+                <w:rFonts w:asciiTheme="majorEastAsia" w:eastAsiaTheme="majorEastAsia" w:hAnsiTheme="majorEastAsia" w:cs="굴림"/>
+              </w:rPr>
+              <w:t>를 이용한 서비스 관리</w:t>
             </w:r>
           </w:p>
           <w:p>
@@ -2316,7 +2509,21 @@
               <w:rPr>
                 <w:rFonts w:asciiTheme="majorEastAsia" w:eastAsiaTheme="majorEastAsia" w:hAnsiTheme="majorEastAsia" w:cs="굴림"/>
               </w:rPr>
-              <w:t>DNS(BIND), FTP(vsftpd), TFTP 서버 구축</w:t>
+              <w:t>DNS(BIND), FTP(</w:t>
+            </w:r>
+            <w:proofErr w:type="spellStart"/>
+            <w:r>
+              <w:rPr>
+                <w:rFonts w:asciiTheme="majorEastAsia" w:eastAsiaTheme="majorEastAsia" w:hAnsiTheme="majorEastAsia" w:cs="굴림"/>
+              </w:rPr>
+              <w:t>vsftpd</w:t>
+            </w:r>
+            <w:proofErr w:type="spellEnd"/>
+            <w:r>
+              <w:rPr>
+                <w:rFonts w:asciiTheme="majorEastAsia" w:eastAsiaTheme="majorEastAsia" w:hAnsiTheme="majorEastAsia" w:cs="굴림"/>
+              </w:rPr>
+              <w:t>), TFTP 서버 구축</w:t>
             </w:r>
           </w:p>
           <w:p>
@@ -2441,11 +2648,19 @@
                 <w:rFonts w:asciiTheme="majorEastAsia" w:eastAsiaTheme="majorEastAsia" w:hAnsiTheme="majorEastAsia" w:cs="굴림"/>
               </w:rPr>
             </w:pPr>
-            <w:r>
-              <w:rPr>
-                <w:rFonts w:asciiTheme="majorEastAsia" w:eastAsiaTheme="majorEastAsia" w:hAnsiTheme="majorEastAsia" w:cs="굴림"/>
-              </w:rPr>
-              <w:t>rsyslog 로그 서버 구축</w:t>
+            <w:proofErr w:type="spellStart"/>
+            <w:r>
+              <w:rPr>
+                <w:rFonts w:asciiTheme="majorEastAsia" w:eastAsiaTheme="majorEastAsia" w:hAnsiTheme="majorEastAsia" w:cs="굴림"/>
+              </w:rPr>
+              <w:t>rsyslog</w:t>
+            </w:r>
+            <w:proofErr w:type="spellEnd"/>
+            <w:r>
+              <w:rPr>
+                <w:rFonts w:asciiTheme="majorEastAsia" w:eastAsiaTheme="majorEastAsia" w:hAnsiTheme="majorEastAsia" w:cs="굴림"/>
+              </w:rPr>
+              <w:t xml:space="preserve"> 로그 서버 구축</w:t>
             </w:r>
           </w:p>
           <w:p>
@@ -2553,7 +2768,21 @@
               <w:rPr>
                 <w:rFonts w:asciiTheme="majorEastAsia" w:eastAsiaTheme="majorEastAsia" w:hAnsiTheme="majorEastAsia" w:cs="굴림"/>
               </w:rPr>
-              <w:t>웹 방화벽(ModSecurity) 구축 및 정책 적용</w:t>
+              <w:t>웹 방화벽(</w:t>
+            </w:r>
+            <w:proofErr w:type="spellStart"/>
+            <w:r>
+              <w:rPr>
+                <w:rFonts w:asciiTheme="majorEastAsia" w:eastAsiaTheme="majorEastAsia" w:hAnsiTheme="majorEastAsia" w:cs="굴림"/>
+              </w:rPr>
+              <w:t>ModSecurity</w:t>
+            </w:r>
+            <w:proofErr w:type="spellEnd"/>
+            <w:r>
+              <w:rPr>
+                <w:rFonts w:asciiTheme="majorEastAsia" w:eastAsiaTheme="majorEastAsia" w:hAnsiTheme="majorEastAsia" w:cs="굴림"/>
+              </w:rPr>
+              <w:t>) 구축 및 정책 적용</w:t>
             </w:r>
           </w:p>
           <w:p>
@@ -2682,7 +2911,21 @@
               <w:rPr>
                 <w:rFonts w:asciiTheme="majorEastAsia" w:eastAsiaTheme="majorEastAsia" w:hAnsiTheme="majorEastAsia" w:cs="굴림"/>
               </w:rPr>
-              <w:t>SSH 서비스 보안 및 서비스 관리(Systemd)</w:t>
+              <w:t>SSH 서비스 보안 및 서비스 관리(</w:t>
+            </w:r>
+            <w:proofErr w:type="spellStart"/>
+            <w:r>
+              <w:rPr>
+                <w:rFonts w:asciiTheme="majorEastAsia" w:eastAsiaTheme="majorEastAsia" w:hAnsiTheme="majorEastAsia" w:cs="굴림"/>
+              </w:rPr>
+              <w:t>Systemd</w:t>
+            </w:r>
+            <w:proofErr w:type="spellEnd"/>
+            <w:r>
+              <w:rPr>
+                <w:rFonts w:asciiTheme="majorEastAsia" w:eastAsiaTheme="majorEastAsia" w:hAnsiTheme="majorEastAsia" w:cs="굴림"/>
+              </w:rPr>
+              <w:t>)</w:t>
             </w:r>
           </w:p>
           <w:p>
@@ -2979,6 +3222,7 @@
                 <w:sz w:val="18"/>
               </w:rPr>
             </w:pPr>
+            <w:proofErr w:type="spellStart"/>
             <w:r>
               <w:rPr>
                 <w:rFonts w:asciiTheme="majorEastAsia" w:eastAsiaTheme="majorEastAsia" w:hAnsiTheme="majorEastAsia"/>
@@ -2986,7 +3230,17 @@
                 <w:bCs/>
                 <w:sz w:val="18"/>
               </w:rPr>
-              <w:t xml:space="preserve">Git / GitHub </w:t>
+              <w:t>Git</w:t>
+            </w:r>
+            <w:proofErr w:type="spellEnd"/>
+            <w:r>
+              <w:rPr>
+                <w:rFonts w:asciiTheme="majorEastAsia" w:eastAsiaTheme="majorEastAsia" w:hAnsiTheme="majorEastAsia"/>
+                <w:b/>
+                <w:bCs/>
+                <w:sz w:val="18"/>
+              </w:rPr>
+              <w:t xml:space="preserve"> / GitHub </w:t>
             </w:r>
           </w:p>
         </w:tc>
@@ -3096,7 +3350,55 @@
                 <w:rFonts w:asciiTheme="majorEastAsia" w:eastAsiaTheme="majorEastAsia" w:hAnsiTheme="majorEastAsia"/>
                 <w:sz w:val="18"/>
               </w:rPr>
-              <w:t xml:space="preserve">- 자료형, 배열, 조건문, 반복문 등 기본 문법 이해 </w:t>
+              <w:t xml:space="preserve">- </w:t>
+            </w:r>
+            <w:proofErr w:type="spellStart"/>
+            <w:r>
+              <w:rPr>
+                <w:rFonts w:asciiTheme="majorEastAsia" w:eastAsiaTheme="majorEastAsia" w:hAnsiTheme="majorEastAsia"/>
+                <w:sz w:val="18"/>
+              </w:rPr>
+              <w:t>자료형</w:t>
+            </w:r>
+            <w:proofErr w:type="spellEnd"/>
+            <w:r>
+              <w:rPr>
+                <w:rFonts w:asciiTheme="majorEastAsia" w:eastAsiaTheme="majorEastAsia" w:hAnsiTheme="majorEastAsia"/>
+                <w:sz w:val="18"/>
+              </w:rPr>
+              <w:t xml:space="preserve">, 배열, </w:t>
+            </w:r>
+            <w:proofErr w:type="spellStart"/>
+            <w:r>
+              <w:rPr>
+                <w:rFonts w:asciiTheme="majorEastAsia" w:eastAsiaTheme="majorEastAsia" w:hAnsiTheme="majorEastAsia"/>
+                <w:sz w:val="18"/>
+              </w:rPr>
+              <w:t>조건문</w:t>
+            </w:r>
+            <w:proofErr w:type="spellEnd"/>
+            <w:r>
+              <w:rPr>
+                <w:rFonts w:asciiTheme="majorEastAsia" w:eastAsiaTheme="majorEastAsia" w:hAnsiTheme="majorEastAsia"/>
+                <w:sz w:val="18"/>
+              </w:rPr>
+              <w:t xml:space="preserve">, </w:t>
+            </w:r>
+            <w:proofErr w:type="spellStart"/>
+            <w:r>
+              <w:rPr>
+                <w:rFonts w:asciiTheme="majorEastAsia" w:eastAsiaTheme="majorEastAsia" w:hAnsiTheme="majorEastAsia"/>
+                <w:sz w:val="18"/>
+              </w:rPr>
+              <w:t>반복문</w:t>
+            </w:r>
+            <w:proofErr w:type="spellEnd"/>
+            <w:r>
+              <w:rPr>
+                <w:rFonts w:asciiTheme="majorEastAsia" w:eastAsiaTheme="majorEastAsia" w:hAnsiTheme="majorEastAsia"/>
+                <w:sz w:val="18"/>
+              </w:rPr>
+              <w:t xml:space="preserve"> 등 기본 문법 이해 </w:t>
             </w:r>
           </w:p>
           <w:p>
@@ -3296,6 +3598,7 @@
                 <w:sz w:val="18"/>
               </w:rPr>
             </w:pPr>
+            <w:proofErr w:type="spellStart"/>
             <w:r>
               <w:rPr>
                 <w:rFonts w:asciiTheme="majorEastAsia" w:eastAsiaTheme="majorEastAsia" w:hAnsiTheme="majorEastAsia"/>
@@ -3303,7 +3606,17 @@
                 <w:bCs/>
                 <w:sz w:val="18"/>
               </w:rPr>
-              <w:t xml:space="preserve">MyBatis / Oracle SQL </w:t>
+              <w:t>MyBatis</w:t>
+            </w:r>
+            <w:proofErr w:type="spellEnd"/>
+            <w:r>
+              <w:rPr>
+                <w:rFonts w:asciiTheme="majorEastAsia" w:eastAsiaTheme="majorEastAsia" w:hAnsiTheme="majorEastAsia"/>
+                <w:b/>
+                <w:bCs/>
+                <w:sz w:val="18"/>
+              </w:rPr>
+              <w:t xml:space="preserve"> / Oracle SQL </w:t>
             </w:r>
           </w:p>
         </w:tc>
@@ -3404,8 +3717,19 @@
                 <w:sz w:val="18"/>
                 <w:szCs w:val="20"/>
               </w:rPr>
-              <w:t>JavaScript, jQurey</w:t>
-            </w:r>
+              <w:t xml:space="preserve">JavaScript, </w:t>
+            </w:r>
+            <w:proofErr w:type="spellStart"/>
+            <w:r>
+              <w:rPr>
+                <w:rFonts w:asciiTheme="majorEastAsia" w:eastAsiaTheme="majorEastAsia" w:hAnsiTheme="majorEastAsia"/>
+                <w:bCs/>
+                <w:sz w:val="18"/>
+                <w:szCs w:val="20"/>
+              </w:rPr>
+              <w:t>jQurey</w:t>
+            </w:r>
+            <w:proofErr w:type="spellEnd"/>
           </w:p>
         </w:tc>
         <w:tc>
@@ -3838,7 +4162,23 @@
                 <w:rFonts w:asciiTheme="majorEastAsia" w:eastAsiaTheme="majorEastAsia" w:hAnsiTheme="majorEastAsia"/>
                 <w:sz w:val="18"/>
               </w:rPr>
-              <w:t>- ModSecurity를 활용한 웹 방화벽(WAF) 구축</w:t>
+              <w:t xml:space="preserve">- </w:t>
+            </w:r>
+            <w:proofErr w:type="spellStart"/>
+            <w:r>
+              <w:rPr>
+                <w:rFonts w:asciiTheme="majorEastAsia" w:eastAsiaTheme="majorEastAsia" w:hAnsiTheme="majorEastAsia"/>
+                <w:sz w:val="18"/>
+              </w:rPr>
+              <w:t>ModSecurity</w:t>
+            </w:r>
+            <w:proofErr w:type="spellEnd"/>
+            <w:r>
+              <w:rPr>
+                <w:rFonts w:asciiTheme="majorEastAsia" w:eastAsiaTheme="majorEastAsia" w:hAnsiTheme="majorEastAsia"/>
+                <w:sz w:val="18"/>
+              </w:rPr>
+              <w:t>를 활용한 웹 방화벽(WAF) 구축</w:t>
             </w:r>
           </w:p>
           <w:p>
@@ -3938,7 +4278,23 @@
                 <w:rFonts w:asciiTheme="majorEastAsia" w:eastAsiaTheme="majorEastAsia" w:hAnsiTheme="majorEastAsia"/>
                 <w:sz w:val="18"/>
               </w:rPr>
-              <w:t>- rsyslog 기반 로그 수집</w:t>
+              <w:t xml:space="preserve">- </w:t>
+            </w:r>
+            <w:proofErr w:type="spellStart"/>
+            <w:r>
+              <w:rPr>
+                <w:rFonts w:asciiTheme="majorEastAsia" w:eastAsiaTheme="majorEastAsia" w:hAnsiTheme="majorEastAsia"/>
+                <w:sz w:val="18"/>
+              </w:rPr>
+              <w:t>rsyslog</w:t>
+            </w:r>
+            <w:proofErr w:type="spellEnd"/>
+            <w:r>
+              <w:rPr>
+                <w:rFonts w:asciiTheme="majorEastAsia" w:eastAsiaTheme="majorEastAsia" w:hAnsiTheme="majorEastAsia"/>
+                <w:sz w:val="18"/>
+              </w:rPr>
+              <w:t xml:space="preserve"> 기반 로그 수집</w:t>
             </w:r>
           </w:p>
           <w:p>
@@ -3980,7 +4336,23 @@
                 <w:rFonts w:asciiTheme="majorEastAsia" w:eastAsiaTheme="majorEastAsia" w:hAnsiTheme="majorEastAsia"/>
                 <w:sz w:val="18"/>
               </w:rPr>
-              <w:t>- ModSecurity Audit Log 분석</w:t>
+              <w:t xml:space="preserve">- </w:t>
+            </w:r>
+            <w:proofErr w:type="spellStart"/>
+            <w:r>
+              <w:rPr>
+                <w:rFonts w:asciiTheme="majorEastAsia" w:eastAsiaTheme="majorEastAsia" w:hAnsiTheme="majorEastAsia"/>
+                <w:sz w:val="18"/>
+              </w:rPr>
+              <w:t>ModSecurity</w:t>
+            </w:r>
+            <w:proofErr w:type="spellEnd"/>
+            <w:r>
+              <w:rPr>
+                <w:rFonts w:asciiTheme="majorEastAsia" w:eastAsiaTheme="majorEastAsia" w:hAnsiTheme="majorEastAsia"/>
+                <w:sz w:val="18"/>
+              </w:rPr>
+              <w:t xml:space="preserve"> Audit Log 분석</w:t>
             </w:r>
           </w:p>
           <w:p>
@@ -4122,7 +4494,23 @@
                 <w:rFonts w:asciiTheme="majorEastAsia" w:eastAsiaTheme="majorEastAsia" w:hAnsiTheme="majorEastAsia"/>
                 <w:sz w:val="18"/>
               </w:rPr>
-              <w:t>- ModSecurity 기반 WAF 구축</w:t>
+              <w:t xml:space="preserve">- </w:t>
+            </w:r>
+            <w:proofErr w:type="spellStart"/>
+            <w:r>
+              <w:rPr>
+                <w:rFonts w:asciiTheme="majorEastAsia" w:eastAsiaTheme="majorEastAsia" w:hAnsiTheme="majorEastAsia"/>
+                <w:sz w:val="18"/>
+              </w:rPr>
+              <w:t>ModSecurity</w:t>
+            </w:r>
+            <w:proofErr w:type="spellEnd"/>
+            <w:r>
+              <w:rPr>
+                <w:rFonts w:asciiTheme="majorEastAsia" w:eastAsiaTheme="majorEastAsia" w:hAnsiTheme="majorEastAsia"/>
+                <w:sz w:val="18"/>
+              </w:rPr>
+              <w:t xml:space="preserve"> 기반 WAF 구축</w:t>
             </w:r>
           </w:p>
           <w:p>
@@ -4143,7 +4531,23 @@
                 <w:rFonts w:asciiTheme="majorEastAsia" w:eastAsiaTheme="majorEastAsia" w:hAnsiTheme="majorEastAsia"/>
                 <w:sz w:val="18"/>
               </w:rPr>
-              <w:t>- rsyslog 기반 중앙 로그 서버 구축</w:t>
+              <w:t xml:space="preserve">- </w:t>
+            </w:r>
+            <w:proofErr w:type="spellStart"/>
+            <w:r>
+              <w:rPr>
+                <w:rFonts w:asciiTheme="majorEastAsia" w:eastAsiaTheme="majorEastAsia" w:hAnsiTheme="majorEastAsia"/>
+                <w:sz w:val="18"/>
+              </w:rPr>
+              <w:t>rsyslog</w:t>
+            </w:r>
+            <w:proofErr w:type="spellEnd"/>
+            <w:r>
+              <w:rPr>
+                <w:rFonts w:asciiTheme="majorEastAsia" w:eastAsiaTheme="majorEastAsia" w:hAnsiTheme="majorEastAsia"/>
+                <w:sz w:val="18"/>
+              </w:rPr>
+              <w:t xml:space="preserve"> 기반 중앙 로그 서버 구축</w:t>
             </w:r>
           </w:p>
           <w:p>
@@ -4307,6 +4711,7 @@
                 <w:szCs w:val="20"/>
               </w:rPr>
             </w:pPr>
+            <w:proofErr w:type="spellStart"/>
             <w:r>
               <w:rPr>
                 <w:rFonts w:asciiTheme="majorEastAsia" w:eastAsiaTheme="majorEastAsia" w:hAnsiTheme="majorEastAsia"/>
@@ -4315,6 +4720,7 @@
               </w:rPr>
               <w:t>업체명</w:t>
             </w:r>
+            <w:proofErr w:type="spellEnd"/>
           </w:p>
         </w:tc>
         <w:tc>
@@ -4410,8 +4816,18 @@
                 <w:sz w:val="20"/>
                 <w:szCs w:val="20"/>
               </w:rPr>
-              <w:t>㈜셀렉신</w:t>
-            </w:r>
+              <w:t>㈜</w:t>
+            </w:r>
+            <w:proofErr w:type="spellStart"/>
+            <w:r>
+              <w:rPr>
+                <w:rFonts w:asciiTheme="majorEastAsia" w:eastAsiaTheme="majorEastAsia" w:hAnsiTheme="majorEastAsia"/>
+                <w:sz w:val="20"/>
+                <w:szCs w:val="20"/>
+              </w:rPr>
+              <w:t>셀렉신</w:t>
+            </w:r>
+            <w:proofErr w:type="spellEnd"/>
           </w:p>
         </w:tc>
         <w:tc>
@@ -4434,13 +4850,23 @@
                 <w:szCs w:val="20"/>
               </w:rPr>
             </w:pPr>
-            <w:r>
-              <w:rPr>
-                <w:rFonts w:asciiTheme="majorEastAsia" w:eastAsiaTheme="majorEastAsia" w:hAnsiTheme="majorEastAsia"/>
-                <w:sz w:val="20"/>
-                <w:szCs w:val="20"/>
-              </w:rPr>
-              <w:t>연구보조, 실험자재관리</w:t>
+            <w:proofErr w:type="spellStart"/>
+            <w:r>
+              <w:rPr>
+                <w:rFonts w:asciiTheme="majorEastAsia" w:eastAsiaTheme="majorEastAsia" w:hAnsiTheme="majorEastAsia"/>
+                <w:sz w:val="20"/>
+                <w:szCs w:val="20"/>
+              </w:rPr>
+              <w:t>연구보조</w:t>
+            </w:r>
+            <w:proofErr w:type="spellEnd"/>
+            <w:r>
+              <w:rPr>
+                <w:rFonts w:asciiTheme="majorEastAsia" w:eastAsiaTheme="majorEastAsia" w:hAnsiTheme="majorEastAsia"/>
+                <w:sz w:val="20"/>
+                <w:szCs w:val="20"/>
+              </w:rPr>
+              <w:t>, 실험자재관리</w:t>
             </w:r>
           </w:p>
         </w:tc>
@@ -4549,6 +4975,7 @@
                 <w:szCs w:val="20"/>
               </w:rPr>
             </w:pPr>
+            <w:proofErr w:type="spellStart"/>
             <w:r>
               <w:rPr>
                 <w:rFonts w:asciiTheme="majorEastAsia" w:eastAsiaTheme="majorEastAsia" w:hAnsiTheme="majorEastAsia"/>
@@ -4557,6 +4984,7 @@
               </w:rPr>
               <w:t>만기전역</w:t>
             </w:r>
+            <w:proofErr w:type="spellEnd"/>
           </w:p>
         </w:tc>
         <w:tc>
@@ -4793,7 +5221,25 @@
           <w:sz w:val="20"/>
           <w:szCs w:val="20"/>
         </w:rPr>
-        <w:t>5. 자격 및 면허사항 (없으면 삭제)</w:t>
+        <w:t xml:space="preserve">5. 자격 및 </w:t>
+      </w:r>
+      <w:proofErr w:type="spellStart"/>
+      <w:r>
+        <w:rPr>
+          <w:rFonts w:asciiTheme="majorEastAsia" w:eastAsiaTheme="majorEastAsia" w:hAnsiTheme="majorEastAsia"/>
+          <w:sz w:val="20"/>
+          <w:szCs w:val="20"/>
+        </w:rPr>
+        <w:t>면허사항</w:t>
+      </w:r>
+      <w:proofErr w:type="spellEnd"/>
+      <w:r>
+        <w:rPr>
+          <w:rFonts w:asciiTheme="majorEastAsia" w:eastAsiaTheme="majorEastAsia" w:hAnsiTheme="majorEastAsia"/>
+          <w:sz w:val="20"/>
+          <w:szCs w:val="20"/>
+        </w:rPr>
+        <w:t xml:space="preserve"> (없으면 삭제)</w:t>
       </w:r>
     </w:p>
     <w:tbl>
@@ -4847,8 +5293,18 @@
                 <w:sz w:val="20"/>
                 <w:szCs w:val="20"/>
               </w:rPr>
-              <w:t>자격/면허명</w:t>
-            </w:r>
+              <w:t>자격/</w:t>
+            </w:r>
+            <w:proofErr w:type="spellStart"/>
+            <w:r>
+              <w:rPr>
+                <w:rFonts w:asciiTheme="majorEastAsia" w:eastAsiaTheme="majorEastAsia" w:hAnsiTheme="majorEastAsia"/>
+                <w:sz w:val="20"/>
+                <w:szCs w:val="20"/>
+              </w:rPr>
+              <w:t>면허명</w:t>
+            </w:r>
+            <w:proofErr w:type="spellEnd"/>
           </w:p>
         </w:tc>
         <w:tc>
@@ -5111,6 +5567,7 @@
                 <w:szCs w:val="20"/>
               </w:rPr>
             </w:pPr>
+            <w:proofErr w:type="spellStart"/>
             <w:r>
               <w:rPr>
                 <w:rFonts w:asciiTheme="majorEastAsia" w:eastAsiaTheme="majorEastAsia" w:hAnsiTheme="majorEastAsia"/>
@@ -5127,6 +5584,7 @@
               </w:rPr>
               <w:t>인력개발센터</w:t>
             </w:r>
+            <w:proofErr w:type="spellEnd"/>
           </w:p>
         </w:tc>
       </w:tr>
@@ -5376,12 +5834,11 @@
       </w:tblGrid>
       <w:tr>
         <w:trPr>
-          <w:trHeight w:val="340"/>
+          <w:trHeight w:val="256"/>
         </w:trPr>
         <w:tc>
           <w:tcPr>
             <w:tcW w:w="1163" w:type="dxa"/>
-            <w:vMerge w:val="restart"/>
             <w:shd w:val="clear" w:color="auto" w:fill="17375E"/>
             <w:vAlign w:val="center"/>
           </w:tcPr>
@@ -5395,6 +5852,7 @@
                 <w:szCs w:val="20"/>
               </w:rPr>
             </w:pPr>
+            <w:proofErr w:type="spellStart"/>
             <w:r>
               <w:rPr>
                 <w:rFonts w:asciiTheme="majorEastAsia" w:eastAsiaTheme="majorEastAsia" w:hAnsiTheme="majorEastAsia"/>
@@ -5403,6 +5861,7 @@
               </w:rPr>
               <w:t>노션</w:t>
             </w:r>
+            <w:proofErr w:type="spellEnd"/>
           </w:p>
         </w:tc>
         <w:tc>
@@ -5427,7 +5886,7 @@
                 <w:sz w:val="20"/>
                 <w:szCs w:val="20"/>
               </w:rPr>
-              <w:t>https://app.notion.com/p/4-CONNECTOR_DingDongDog-e02a5bf65ba78368acf501f5708b5cde?source=copy_link</w:t>
+              <w:t>https://app.notion.com/p/Portfolio-3a5a5bf65ba78094a90cea99fc421bc4</w:t>
             </w:r>
           </w:p>
         </w:tc>
@@ -5439,7 +5898,6 @@
         <w:tc>
           <w:tcPr>
             <w:tcW w:w="1163" w:type="dxa"/>
-            <w:vMerge/>
             <w:shd w:val="clear" w:color="auto" w:fill="17375E"/>
             <w:vAlign w:val="center"/>
           </w:tcPr>
@@ -5453,105 +5911,7 @@
                 <w:szCs w:val="20"/>
               </w:rPr>
             </w:pPr>
-          </w:p>
-        </w:tc>
-        <w:tc>
-          <w:tcPr>
-            <w:tcW w:w="9327" w:type="dxa"/>
-            <w:shd w:val="clear" w:color="auto" w:fill="auto"/>
-            <w:vAlign w:val="center"/>
-          </w:tcPr>
-          <w:p>
-            <w:pPr>
-              <w:pStyle w:val="a5"/>
-              <w:jc w:val="center"/>
-              <w:rPr>
-                <w:rFonts w:asciiTheme="majorHAnsi" w:eastAsiaTheme="majorHAnsi" w:hAnsiTheme="majorHAnsi"/>
-                <w:sz w:val="20"/>
-                <w:szCs w:val="20"/>
-              </w:rPr>
-            </w:pPr>
-            <w:r>
-              <w:rPr>
-                <w:rFonts w:asciiTheme="majorHAnsi" w:eastAsiaTheme="majorHAnsi" w:hAnsiTheme="majorHAnsi"/>
-                <w:sz w:val="20"/>
-                <w:szCs w:val="20"/>
-              </w:rPr>
-              <w:t>https://app.notion.com/p/391a5bf65ba7800e9a77e4fa49dba7a2</w:t>
-            </w:r>
-          </w:p>
-        </w:tc>
-      </w:tr>
-      <w:tr>
-        <w:trPr>
-          <w:trHeight w:val="340"/>
-        </w:trPr>
-        <w:tc>
-          <w:tcPr>
-            <w:tcW w:w="1163" w:type="dxa"/>
-            <w:vMerge/>
-            <w:shd w:val="clear" w:color="auto" w:fill="17375E"/>
-            <w:vAlign w:val="center"/>
-          </w:tcPr>
-          <w:p>
-            <w:pPr>
-              <w:pStyle w:val="a5"/>
-              <w:jc w:val="center"/>
-              <w:rPr>
-                <w:rFonts w:asciiTheme="majorEastAsia" w:eastAsiaTheme="majorEastAsia" w:hAnsiTheme="majorEastAsia"/>
-                <w:sz w:val="20"/>
-                <w:szCs w:val="20"/>
-              </w:rPr>
-            </w:pPr>
-          </w:p>
-        </w:tc>
-        <w:tc>
-          <w:tcPr>
-            <w:tcW w:w="9327" w:type="dxa"/>
-            <w:shd w:val="clear" w:color="auto" w:fill="auto"/>
-            <w:vAlign w:val="center"/>
-          </w:tcPr>
-          <w:p>
-            <w:pPr>
-              <w:pStyle w:val="a5"/>
-              <w:jc w:val="center"/>
-              <w:rPr>
-                <w:rFonts w:asciiTheme="majorHAnsi" w:eastAsiaTheme="majorHAnsi" w:hAnsiTheme="majorHAnsi"/>
-                <w:sz w:val="20"/>
-                <w:szCs w:val="20"/>
-              </w:rPr>
-            </w:pPr>
-            <w:r>
-              <w:rPr>
-                <w:rFonts w:asciiTheme="majorHAnsi" w:eastAsiaTheme="majorHAnsi" w:hAnsiTheme="majorHAnsi"/>
-                <w:sz w:val="20"/>
-                <w:szCs w:val="20"/>
-              </w:rPr>
-              <w:t>https://app.notion.com/p/_4-_CONNECTOR-f56a5bf65ba783ab9a8d815e8c9ac5a4</w:t>
-            </w:r>
-          </w:p>
-        </w:tc>
-      </w:tr>
-      <w:tr>
-        <w:trPr>
-          <w:trHeight w:val="340"/>
-        </w:trPr>
-        <w:tc>
-          <w:tcPr>
-            <w:tcW w:w="1163" w:type="dxa"/>
-            <w:shd w:val="clear" w:color="auto" w:fill="17375E"/>
-            <w:vAlign w:val="center"/>
-          </w:tcPr>
-          <w:p>
-            <w:pPr>
-              <w:pStyle w:val="a5"/>
-              <w:jc w:val="center"/>
-              <w:rPr>
-                <w:rFonts w:asciiTheme="majorEastAsia" w:eastAsiaTheme="majorEastAsia" w:hAnsiTheme="majorEastAsia"/>
-                <w:sz w:val="20"/>
-                <w:szCs w:val="20"/>
-              </w:rPr>
-            </w:pPr>
+            <w:proofErr w:type="spellStart"/>
             <w:r>
               <w:rPr>
                 <w:rFonts w:asciiTheme="majorEastAsia" w:eastAsiaTheme="majorEastAsia" w:hAnsiTheme="majorEastAsia"/>
@@ -5560,6 +5920,7 @@
               </w:rPr>
               <w:t>깃허브</w:t>
             </w:r>
+            <w:proofErr w:type="spellEnd"/>
           </w:p>
         </w:tc>
         <w:tc>
@@ -5607,6 +5968,8 @@
         </w:rPr>
         <w:br w:type="page"/>
       </w:r>
+      <w:bookmarkStart w:id="0" w:name="_GoBack"/>
+      <w:bookmarkEnd w:id="0"/>
     </w:p>
     <w:p>
       <w:pPr>
@@ -5817,7 +6180,15 @@
               <w:t>아카데미에서</w:t>
             </w:r>
             <w:r>
-              <w:t xml:space="preserve"> 1,033시간의 교육을 이수하며 웹 서비스를 직접 구축하고 SQL Injection, IDOR 등 주요 취약점을 환경에 재현했습니다. 이 과정에서 단일 취약점을 찾는 것에 그치지 않고, 공격자가 어떤 흐름으로 웹 서비스의 로직을 우회하여 핵심 자산까지 침투하는지 그 경로를 검증하는 과정에 큰 기술적 매력을 느꼈습니다. </w:t>
+              <w:t xml:space="preserve"> 1,033시간의 교육을 이수하며 웹 서비스를 직접 구축하고 SQL Injection, IDOR 등 주요 취약점을 환경에 재현했습니다. 이 과정에서 단일 취약점을 찾는 것에 그치지 않고, 공격자가 어떤 흐름으로 웹 서비스의 </w:t>
+            </w:r>
+            <w:proofErr w:type="spellStart"/>
+            <w:r>
+              <w:t>로직을</w:t>
+            </w:r>
+            <w:proofErr w:type="spellEnd"/>
+            <w:r>
+              <w:t xml:space="preserve"> 우회하여 핵심 자산까지 침투하는지 그 경로를 검증하는 과정에 큰 기술적 매력을 느꼈습니다. </w:t>
             </w:r>
           </w:p>
           <w:p>
@@ -5853,7 +6224,15 @@
               <w:t>정밀하게</w:t>
             </w:r>
             <w:r>
-              <w:t xml:space="preserve"> 분석하겠습니다. 고객사가 시스템의 공격 표면을 명확히 이해하고 근본적인 보안 위협을 해결할 수 있도록 돕는 실무형 보안 컨설턴트로 성장하겠습니다. </w:t>
+              <w:t xml:space="preserve"> 분석하겠습니다. </w:t>
+            </w:r>
+            <w:proofErr w:type="spellStart"/>
+            <w:r>
+              <w:t>고객사가</w:t>
+            </w:r>
+            <w:proofErr w:type="spellEnd"/>
+            <w:r>
+              <w:t xml:space="preserve"> 시스템의 공격 표면을 명확히 이해하고 근본적인 보안 위협을 해결할 수 있도록 돕는 실무형 보안 컨설턴트로 성장하겠습니다. </w:t>
             </w:r>
           </w:p>
           <w:p>
@@ -6008,7 +6387,31 @@
               <w:ind w:firstLineChars="100" w:firstLine="200"/>
             </w:pPr>
             <w:r>
-              <w:t xml:space="preserve">특히 Java 기반 웹 서비스 프로젝트에서는 SQL Injection과 IDOR 등 웹 보안 취약점을 테스트 환경에서 직접 재현했습니다. 단순히 공격 기법을 수행하는 것을 넘어, 요청값과 권한 검증 로직을 분석하며 취약점 발생 원인을 파악했습니다. 이후 대응 로직을 적용한 뒤 동일한 공격을 다시 수행하여 조치 결과를 검증하는 과정을 반복하며, 취약점의 발생 조건과 공격 흐름, 대응책의 실효성을 체계적으로 이해하게 되었습니다. </w:t>
+              <w:t xml:space="preserve">특히 Java 기반 웹 서비스 프로젝트에서는 SQL Injection과 IDOR 등 웹 보안 취약점을 테스트 환경에서 직접 재현했습니다. 단순히 공격 기법을 수행하는 것을 넘어, </w:t>
+            </w:r>
+            <w:proofErr w:type="spellStart"/>
+            <w:r>
+              <w:t>요청값과</w:t>
+            </w:r>
+            <w:proofErr w:type="spellEnd"/>
+            <w:r>
+              <w:t xml:space="preserve"> 권한 검증 </w:t>
+            </w:r>
+            <w:proofErr w:type="spellStart"/>
+            <w:r>
+              <w:t>로직을</w:t>
+            </w:r>
+            <w:proofErr w:type="spellEnd"/>
+            <w:r>
+              <w:t xml:space="preserve"> 분석하며 취약점 발생 원인을 파악했습니다. 이후 대응 </w:t>
+            </w:r>
+            <w:proofErr w:type="spellStart"/>
+            <w:r>
+              <w:t>로직을</w:t>
+            </w:r>
+            <w:proofErr w:type="spellEnd"/>
+            <w:r>
+              <w:t xml:space="preserve"> 적용한 뒤 동일한 공격을 다시 수행하여 조치 결과를 검증하는 과정을 반복하며, 취약점의 발생 조건과 공격 흐름, 대응책의 실효성을 체계적으로 이해하게 되었습니다. </w:t>
             </w:r>
           </w:p>
           <w:p>
@@ -6215,7 +6618,21 @@
               <w:rPr>
                 <w:rFonts w:ascii="맑은 고딕" w:eastAsia="맑은 고딕" w:hAnsi="맑은 고딕" w:cs="돋움"/>
               </w:rPr>
-              <w:t xml:space="preserve">프로젝트 팀장으로 활동하며 정해진 기능 구현에 그치지 않고, 보안 검증 과정에서 취약점 시나리오를 직접 설계하고 공격 흐름을 확인하며 방어 로직의 허점을 찾아낸 경험이 있습니다. 이러한 과정에서 습득한 '예방적 보안 사고'는 실제 컨설팅 업무에서 고객사의 잠재적 위협을 식별하고 실제 침투 가능성과 영향 범위를 검증하는 데 큰 도움이 될 것입니다.  </w:t>
+              <w:t xml:space="preserve">프로젝트 팀장으로 활동하며 정해진 기능 구현에 그치지 않고, 보안 검증 과정에서 취약점 시나리오를 직접 설계하고 공격 흐름을 확인하며 방어 </w:t>
+            </w:r>
+            <w:proofErr w:type="spellStart"/>
+            <w:r>
+              <w:rPr>
+                <w:rFonts w:ascii="맑은 고딕" w:eastAsia="맑은 고딕" w:hAnsi="맑은 고딕" w:cs="돋움"/>
+              </w:rPr>
+              <w:t>로직의</w:t>
+            </w:r>
+            <w:proofErr w:type="spellEnd"/>
+            <w:r>
+              <w:rPr>
+                <w:rFonts w:ascii="맑은 고딕" w:eastAsia="맑은 고딕" w:hAnsi="맑은 고딕" w:cs="돋움"/>
+              </w:rPr>
+              <w:t xml:space="preserve"> 허점을 찾아낸 경험이 있습니다. 이러한 과정에서 습득한 '예방적 보안 사고'는 실제 컨설팅 업무에서 고객사의 잠재적 위협을 식별하고 실제 침투 가능성과 영향 범위를 검증하는 데 큰 도움이 될 것입니다.  </w:t>
             </w:r>
           </w:p>
           <w:p>
@@ -6461,15 +6878,21 @@
             <w:r>
               <w:t xml:space="preserve">. </w:t>
             </w:r>
-            <w:bookmarkStart w:id="0" w:name="_GoBack"/>
-            <w:bookmarkEnd w:id="0"/>
           </w:p>
           <w:p>
             <w:pPr>
               <w:ind w:firstLineChars="50" w:firstLine="100"/>
             </w:pPr>
             <w:r>
-              <w:t>정확한 진단과 재현 가능한 결과, 그리고 실효성 있는 개선 방안을 제시함으로써 고객사가 신뢰할 수 있는 보안 컨설팅 결과물을 만드는 데 기여하겠습니다.</w:t>
+              <w:t xml:space="preserve">정확한 진단과 재현 가능한 결과, 그리고 실효성 있는 개선 방안을 제시함으로써 </w:t>
+            </w:r>
+            <w:proofErr w:type="spellStart"/>
+            <w:r>
+              <w:t>고객사가</w:t>
+            </w:r>
+            <w:proofErr w:type="spellEnd"/>
+            <w:r>
+              <w:t xml:space="preserve"> 신뢰할 수 있는 보안 컨설팅 결과물을 만드는 데 기여하겠습니다.</w:t>
             </w:r>
           </w:p>
           <w:p>
